--- a/vvdn/protocols/uart/baud-rate-calculations.docx
+++ b/vvdn/protocols/uart/baud-rate-calculations.docx
@@ -173,37 +173,7 @@
           <w:color w:val="282C34"/>
           <w:sz w:val="21"/>
         </w:rPr>
-        <w:t>Each physical symbol represents a binary logic level (</w:t>
-      </w:r>
-      <w:r>
-        <w:rPr>
-          <w:i/>
-          <w:color w:val="145AA0"/>
-          <w:sz w:val="21"/>
-        </w:rPr>
-        <w:t>0V = 0</w:t>
-      </w:r>
-      <w:r>
-        <w:rPr>
-          <w:color w:val="282C34"/>
-          <w:sz w:val="21"/>
-        </w:rPr>
-        <w:t xml:space="preserve">, </w:t>
-      </w:r>
-      <w:r>
-        <w:rPr>
-          <w:i/>
-          <w:color w:val="145AA0"/>
-          <w:sz w:val="21"/>
-        </w:rPr>
-        <w:t>3.3V / 5V = 1</w:t>
-      </w:r>
-      <w:r>
-        <w:rPr>
-          <w:color w:val="282C34"/>
-          <w:sz w:val="21"/>
-        </w:rPr>
-        <w:t>).</w:t>
+        <w:t>Each physical symbol represents a binary logic level (0V = 0, 3.3V / 5V = 1).</w:t>
       </w:r>
     </w:p>
     <w:p>
@@ -266,24 +236,7 @@
           <w:color w:val="4682B4"/>
           <w:sz w:val="24"/>
         </w:rPr>
-        <w:t>1.2 Physical Meaning on the Wire: Bit Period (</w:t>
-      </w:r>
-      <w:r>
-        <w:rPr>
-          <w:b/>
-          <w:i/>
-          <w:color w:val="145AA0"/>
-          <w:sz w:val="24"/>
-        </w:rPr>
-        <w:t>T_{bit</w:t>
-      </w:r>
-      <w:r>
-        <w:rPr>
-          <w:b/>
-          <w:color w:val="4682B4"/>
-          <w:sz w:val="24"/>
-        </w:rPr>
-        <w:t>)</w:t>
+        <w:t>1.2 Physical Meaning on the Wire: Bit Period (T_bit)</w:t>
       </w:r>
     </w:p>
     <w:p>
@@ -298,32 +251,50 @@
         <w:t>The baud rate determines the exact length of time each bit is held on the transmission line:</w:t>
       </w:r>
     </w:p>
-    <w:p>
-      <w:pPr>
-        <w:spacing w:after="80"/>
-      </w:pPr>
-      <w:r>
-        <w:rPr>
-          <w:i/>
-          <w:color w:val="145AA0"/>
-          <w:sz w:val="21"/>
-        </w:rPr>
-      </w:r>
-      <w:r>
-        <w:rPr>
-          <w:color w:val="282C34"/>
-          <w:sz w:val="21"/>
-        </w:rPr>
-        <w:t>T_{bit} = \frac{1}{\text{Baud Rate}}</w:t>
-      </w:r>
-      <w:r>
-        <w:rPr>
-          <w:i/>
-          <w:color w:val="145AA0"/>
-          <w:sz w:val="21"/>
-        </w:rPr>
-      </w:r>
-    </w:p>
+    <w:tbl>
+      <w:tblPr>
+        <w:tblW w:type="auto" w:w="0"/>
+        <w:jc w:val="center"/>
+        <w:tblLook w:firstColumn="1" w:firstRow="1" w:lastColumn="0" w:lastRow="0" w:noHBand="0" w:noVBand="1" w:val="04A0"/>
+      </w:tblPr>
+      <w:tblGrid>
+        <w:gridCol w:w="9792"/>
+      </w:tblGrid>
+      <w:tr>
+        <w:tc>
+          <w:tcPr>
+            <w:tcW w:type="dxa" w:w="9792"/>
+            <w:shd w:fill="F5F6F8"/>
+            <w:tcMar>
+              <w:top w:w="80" w:type="dxa"/>
+              <w:bottom w:w="80" w:type="dxa"/>
+              <w:left w:w="140" w:type="dxa"/>
+              <w:right w:w="140" w:type="dxa"/>
+            </w:tcMar>
+            <w:tcBorders>
+              <w:left w:val="single" w:sz="18" w:space="0" w:color="CBD5E0"/>
+              <w:top w:val="none"/>
+              <w:right w:val="none"/>
+              <w:bottom w:val="none"/>
+            </w:tcBorders>
+          </w:tcPr>
+          <w:p>
+            <w:pPr>
+              <w:spacing w:line="240" w:lineRule="auto" w:after="0"/>
+            </w:pPr>
+            <w:r>
+              <w:rPr>
+                <w:rFonts w:ascii="Consolas" w:hAnsi="Consolas"/>
+                <w:color w:val="2D3748"/>
+                <w:sz w:val="18"/>
+              </w:rPr>
+              <w:t>T_bit = 1 / (Baud Rate)</w:t>
+            </w:r>
+          </w:p>
+        </w:tc>
+      </w:tr>
+    </w:tbl>
+    <w:p/>
     <w:p>
       <w:pPr>
         <w:spacing w:after="80"/>
@@ -358,32 +329,50 @@
         <w:t>:</w:t>
       </w:r>
     </w:p>
-    <w:p>
-      <w:pPr>
-        <w:spacing w:after="80"/>
-      </w:pPr>
-      <w:r>
-        <w:rPr>
-          <w:i/>
-          <w:color w:val="145AA0"/>
-          <w:sz w:val="21"/>
-        </w:rPr>
-      </w:r>
-      <w:r>
-        <w:rPr>
-          <w:color w:val="282C34"/>
-          <w:sz w:val="21"/>
-        </w:rPr>
-        <w:t>T_{bit} = \frac{1}{9600} \approx 104.17\,\mu\text{s}</w:t>
-      </w:r>
-      <w:r>
-        <w:rPr>
-          <w:i/>
-          <w:color w:val="145AA0"/>
-          <w:sz w:val="21"/>
-        </w:rPr>
-      </w:r>
-    </w:p>
+    <w:tbl>
+      <w:tblPr>
+        <w:tblW w:type="auto" w:w="0"/>
+        <w:jc w:val="center"/>
+        <w:tblLook w:firstColumn="1" w:firstRow="1" w:lastColumn="0" w:lastRow="0" w:noHBand="0" w:noVBand="1" w:val="04A0"/>
+      </w:tblPr>
+      <w:tblGrid>
+        <w:gridCol w:w="9792"/>
+      </w:tblGrid>
+      <w:tr>
+        <w:tc>
+          <w:tcPr>
+            <w:tcW w:type="dxa" w:w="9792"/>
+            <w:shd w:fill="F5F6F8"/>
+            <w:tcMar>
+              <w:top w:w="80" w:type="dxa"/>
+              <w:bottom w:w="80" w:type="dxa"/>
+              <w:left w:w="140" w:type="dxa"/>
+              <w:right w:w="140" w:type="dxa"/>
+            </w:tcMar>
+            <w:tcBorders>
+              <w:left w:val="single" w:sz="18" w:space="0" w:color="CBD5E0"/>
+              <w:top w:val="none"/>
+              <w:right w:val="none"/>
+              <w:bottom w:val="none"/>
+            </w:tcBorders>
+          </w:tcPr>
+          <w:p>
+            <w:pPr>
+              <w:spacing w:line="240" w:lineRule="auto" w:after="0"/>
+            </w:pPr>
+            <w:r>
+              <w:rPr>
+                <w:rFonts w:ascii="Consolas" w:hAnsi="Consolas"/>
+                <w:color w:val="2D3748"/>
+                <w:sz w:val="18"/>
+              </w:rPr>
+              <w:t>T_bit = 1 / 9600 ≈ 104.17 µs</w:t>
+            </w:r>
+          </w:p>
+        </w:tc>
+      </w:tr>
+    </w:tbl>
+    <w:p/>
     <w:p>
       <w:pPr>
         <w:pStyle w:val="ListBullet"/>
@@ -406,32 +395,50 @@
         <w:t>:</w:t>
       </w:r>
     </w:p>
-    <w:p>
-      <w:pPr>
-        <w:spacing w:after="80"/>
-      </w:pPr>
-      <w:r>
-        <w:rPr>
-          <w:i/>
-          <w:color w:val="145AA0"/>
-          <w:sz w:val="21"/>
-        </w:rPr>
-      </w:r>
-      <w:r>
-        <w:rPr>
-          <w:color w:val="282C34"/>
-          <w:sz w:val="21"/>
-        </w:rPr>
-        <w:t>T_{bit} = \frac{1}{115200} \approx 8.68\,\mu\text{s}</w:t>
-      </w:r>
-      <w:r>
-        <w:rPr>
-          <w:i/>
-          <w:color w:val="145AA0"/>
-          <w:sz w:val="21"/>
-        </w:rPr>
-      </w:r>
-    </w:p>
+    <w:tbl>
+      <w:tblPr>
+        <w:tblW w:type="auto" w:w="0"/>
+        <w:jc w:val="center"/>
+        <w:tblLook w:firstColumn="1" w:firstRow="1" w:lastColumn="0" w:lastRow="0" w:noHBand="0" w:noVBand="1" w:val="04A0"/>
+      </w:tblPr>
+      <w:tblGrid>
+        <w:gridCol w:w="9792"/>
+      </w:tblGrid>
+      <w:tr>
+        <w:tc>
+          <w:tcPr>
+            <w:tcW w:type="dxa" w:w="9792"/>
+            <w:shd w:fill="F5F6F8"/>
+            <w:tcMar>
+              <w:top w:w="80" w:type="dxa"/>
+              <w:bottom w:w="80" w:type="dxa"/>
+              <w:left w:w="140" w:type="dxa"/>
+              <w:right w:w="140" w:type="dxa"/>
+            </w:tcMar>
+            <w:tcBorders>
+              <w:left w:val="single" w:sz="18" w:space="0" w:color="CBD5E0"/>
+              <w:top w:val="none"/>
+              <w:right w:val="none"/>
+              <w:bottom w:val="none"/>
+            </w:tcBorders>
+          </w:tcPr>
+          <w:p>
+            <w:pPr>
+              <w:spacing w:line="240" w:lineRule="auto" w:after="0"/>
+            </w:pPr>
+            <w:r>
+              <w:rPr>
+                <w:rFonts w:ascii="Consolas" w:hAnsi="Consolas"/>
+                <w:color w:val="2D3748"/>
+                <w:sz w:val="18"/>
+              </w:rPr>
+              <w:t>T_bit = 1 / 115200 ≈ 8.68 µs</w:t>
+            </w:r>
+          </w:p>
+        </w:tc>
+      </w:tr>
+    </w:tbl>
+    <w:p/>
     <w:p>
       <w:pPr>
         <w:pStyle w:val="ListBullet"/>
@@ -454,32 +461,50 @@
         <w:t>:</w:t>
       </w:r>
     </w:p>
-    <w:p>
-      <w:pPr>
-        <w:spacing w:after="80"/>
-      </w:pPr>
-      <w:r>
-        <w:rPr>
-          <w:i/>
-          <w:color w:val="145AA0"/>
-          <w:sz w:val="21"/>
-        </w:rPr>
-      </w:r>
-      <w:r>
-        <w:rPr>
-          <w:color w:val="282C34"/>
-          <w:sz w:val="21"/>
-        </w:rPr>
-        <w:t>T_{bit} = \frac{1}{1500000} \approx 0.667\,\mu\text{s} = 666.7\,\text{ns}</w:t>
-      </w:r>
-      <w:r>
-        <w:rPr>
-          <w:i/>
-          <w:color w:val="145AA0"/>
-          <w:sz w:val="21"/>
-        </w:rPr>
-      </w:r>
-    </w:p>
+    <w:tbl>
+      <w:tblPr>
+        <w:tblW w:type="auto" w:w="0"/>
+        <w:jc w:val="center"/>
+        <w:tblLook w:firstColumn="1" w:firstRow="1" w:lastColumn="0" w:lastRow="0" w:noHBand="0" w:noVBand="1" w:val="04A0"/>
+      </w:tblPr>
+      <w:tblGrid>
+        <w:gridCol w:w="9792"/>
+      </w:tblGrid>
+      <w:tr>
+        <w:tc>
+          <w:tcPr>
+            <w:tcW w:type="dxa" w:w="9792"/>
+            <w:shd w:fill="F5F6F8"/>
+            <w:tcMar>
+              <w:top w:w="80" w:type="dxa"/>
+              <w:bottom w:w="80" w:type="dxa"/>
+              <w:left w:w="140" w:type="dxa"/>
+              <w:right w:w="140" w:type="dxa"/>
+            </w:tcMar>
+            <w:tcBorders>
+              <w:left w:val="single" w:sz="18" w:space="0" w:color="CBD5E0"/>
+              <w:top w:val="none"/>
+              <w:right w:val="none"/>
+              <w:bottom w:val="none"/>
+            </w:tcBorders>
+          </w:tcPr>
+          <w:p>
+            <w:pPr>
+              <w:spacing w:line="240" w:lineRule="auto" w:after="0"/>
+            </w:pPr>
+            <w:r>
+              <w:rPr>
+                <w:rFonts w:ascii="Consolas" w:hAnsi="Consolas"/>
+                <w:color w:val="2D3748"/>
+                <w:sz w:val="18"/>
+              </w:rPr>
+              <w:t>T_bit = 1 / 1500000 ≈ 0.667 µs = 666.7 ns</w:t>
+            </w:r>
+          </w:p>
+        </w:tc>
+      </w:tr>
+    </w:tbl>
+    <w:p/>
     <w:p>
       <w:pPr>
         <w:spacing w:after="80"/>
@@ -504,22 +529,7 @@
           <w:color w:val="282C34"/>
           <w:sz w:val="21"/>
         </w:rPr>
-        <w:t xml:space="preserve"> (there is no shared clock line), both sender and receiver must calibrate their local timers to this exact </w:t>
-      </w:r>
-      <w:r>
-        <w:rPr>
-          <w:i/>
-          <w:color w:val="145AA0"/>
-          <w:sz w:val="21"/>
-        </w:rPr>
-        <w:t>T_{bit</w:t>
-      </w:r>
-      <w:r>
-        <w:rPr>
-          <w:color w:val="282C34"/>
-          <w:sz w:val="21"/>
-        </w:rPr>
-        <w:t xml:space="preserve"> duration. If the receiver's timer drifts, it will sample during transitions or read the wrong bit.</w:t>
+        <w:t xml:space="preserve"> (there is no shared clock line), both sender and receiver must calibrate their local timers to this exact T_bit duration. If the receiver's timer drifts, it will sample during transitions or read the wrong bit.</w:t>
       </w:r>
     </w:p>
     <w:p>
@@ -676,32 +686,50 @@
         <w:t>:</w:t>
       </w:r>
     </w:p>
-    <w:p>
-      <w:pPr>
-        <w:spacing w:after="80"/>
-      </w:pPr>
-      <w:r>
-        <w:rPr>
-          <w:i/>
-          <w:color w:val="145AA0"/>
-          <w:sz w:val="21"/>
-        </w:rPr>
-      </w:r>
-      <w:r>
-        <w:rPr>
-          <w:color w:val="282C34"/>
-          <w:sz w:val="21"/>
-        </w:rPr>
-        <w:t>\text{Efficiency} = \frac{8\,\text{Data Bits}}{10\,\text{Total Bits}} = 80\%</w:t>
-      </w:r>
-      <w:r>
-        <w:rPr>
-          <w:i/>
-          <w:color w:val="145AA0"/>
-          <w:sz w:val="21"/>
-        </w:rPr>
-      </w:r>
-    </w:p>
+    <w:tbl>
+      <w:tblPr>
+        <w:tblW w:type="auto" w:w="0"/>
+        <w:jc w:val="center"/>
+        <w:tblLook w:firstColumn="1" w:firstRow="1" w:lastColumn="0" w:lastRow="0" w:noHBand="0" w:noVBand="1" w:val="04A0"/>
+      </w:tblPr>
+      <w:tblGrid>
+        <w:gridCol w:w="9792"/>
+      </w:tblGrid>
+      <w:tr>
+        <w:tc>
+          <w:tcPr>
+            <w:tcW w:type="dxa" w:w="9792"/>
+            <w:shd w:fill="F5F6F8"/>
+            <w:tcMar>
+              <w:top w:w="80" w:type="dxa"/>
+              <w:bottom w:w="80" w:type="dxa"/>
+              <w:left w:w="140" w:type="dxa"/>
+              <w:right w:w="140" w:type="dxa"/>
+            </w:tcMar>
+            <w:tcBorders>
+              <w:left w:val="single" w:sz="18" w:space="0" w:color="CBD5E0"/>
+              <w:top w:val="none"/>
+              <w:right w:val="none"/>
+              <w:bottom w:val="none"/>
+            </w:tcBorders>
+          </w:tcPr>
+          <w:p>
+            <w:pPr>
+              <w:spacing w:line="240" w:lineRule="auto" w:after="0"/>
+            </w:pPr>
+            <w:r>
+              <w:rPr>
+                <w:rFonts w:ascii="Consolas" w:hAnsi="Consolas"/>
+                <w:color w:val="2D3748"/>
+                <w:sz w:val="18"/>
+              </w:rPr>
+              <w:t>Efficiency = (8 Data Bits) / (10 Total Bits) = 80\%</w:t>
+            </w:r>
+          </w:p>
+        </w:tc>
+      </w:tr>
+    </w:tbl>
+    <w:p/>
     <w:p>
       <w:pPr>
         <w:spacing w:after="80"/>
@@ -722,32 +750,50 @@
         <w:t>:</w:t>
       </w:r>
     </w:p>
-    <w:p>
-      <w:pPr>
-        <w:spacing w:after="80"/>
-      </w:pPr>
-      <w:r>
-        <w:rPr>
-          <w:i/>
-          <w:color w:val="145AA0"/>
-          <w:sz w:val="21"/>
-        </w:rPr>
-      </w:r>
-      <w:r>
-        <w:rPr>
-          <w:color w:val="282C34"/>
-          <w:sz w:val="21"/>
-        </w:rPr>
-        <w:t>\text{Payload Throughput (Bytes/s)} = \frac{\text{Baud Rate}}{\text{Total Bits per Frame}} = \frac{\text{Baud Rate}}{10}</w:t>
-      </w:r>
-      <w:r>
-        <w:rPr>
-          <w:i/>
-          <w:color w:val="145AA0"/>
-          <w:sz w:val="21"/>
-        </w:rPr>
-      </w:r>
-    </w:p>
+    <w:tbl>
+      <w:tblPr>
+        <w:tblW w:type="auto" w:w="0"/>
+        <w:jc w:val="center"/>
+        <w:tblLook w:firstColumn="1" w:firstRow="1" w:lastColumn="0" w:lastRow="0" w:noHBand="0" w:noVBand="1" w:val="04A0"/>
+      </w:tblPr>
+      <w:tblGrid>
+        <w:gridCol w:w="9792"/>
+      </w:tblGrid>
+      <w:tr>
+        <w:tc>
+          <w:tcPr>
+            <w:tcW w:type="dxa" w:w="9792"/>
+            <w:shd w:fill="F5F6F8"/>
+            <w:tcMar>
+              <w:top w:w="80" w:type="dxa"/>
+              <w:bottom w:w="80" w:type="dxa"/>
+              <w:left w:w="140" w:type="dxa"/>
+              <w:right w:w="140" w:type="dxa"/>
+            </w:tcMar>
+            <w:tcBorders>
+              <w:left w:val="single" w:sz="18" w:space="0" w:color="CBD5E0"/>
+              <w:top w:val="none"/>
+              <w:right w:val="none"/>
+              <w:bottom w:val="none"/>
+            </w:tcBorders>
+          </w:tcPr>
+          <w:p>
+            <w:pPr>
+              <w:spacing w:line="240" w:lineRule="auto" w:after="0"/>
+            </w:pPr>
+            <w:r>
+              <w:rPr>
+                <w:rFonts w:ascii="Consolas" w:hAnsi="Consolas"/>
+                <w:color w:val="2D3748"/>
+                <w:sz w:val="18"/>
+              </w:rPr>
+              <w:t>Payload Throughput (Bytes/s) = (Baud Rate) / (Total Bits per Frame) = (Baud Rate) / 10</w:t>
+            </w:r>
+          </w:p>
+        </w:tc>
+      </w:tr>
+    </w:tbl>
+    <w:p/>
     <w:tbl>
       <w:tblPr>
         <w:tblW w:type="auto" w:w="0"/>
@@ -814,11 +860,10 @@
             <w:r>
               <w:rPr>
                 <w:b/>
-                <w:i/>
-                <w:color w:val="145AA0"/>
+                <w:color w:val="FFFFFF"/>
                 <w:sz w:val="19"/>
               </w:rPr>
-              <w:t>T_{bit</w:t>
+              <w:t>T_bit</w:t>
             </w:r>
           </w:p>
         </w:tc>
@@ -918,11 +963,10 @@
             </w:pPr>
             <w:r>
               <w:rPr>
-                <w:i/>
-                <w:color w:val="145AA0"/>
+                <w:color w:val="282C34"/>
                 <w:sz w:val="18"/>
               </w:rPr>
-              <w:t>104.17\,µs</w:t>
+              <w:t>104.17 µs</w:t>
             </w:r>
           </w:p>
         </w:tc>
@@ -943,11 +987,10 @@
             </w:pPr>
             <w:r>
               <w:rPr>
-                <w:i/>
-                <w:color w:val="145AA0"/>
+                <w:color w:val="282C34"/>
                 <w:sz w:val="18"/>
               </w:rPr>
-              <w:t>1.042\,ms</w:t>
+              <w:t>1.042 ms</w:t>
             </w:r>
           </w:p>
         </w:tc>
@@ -968,33 +1011,10 @@
             </w:pPr>
             <w:r>
               <w:rPr>
-                <w:i/>
-                <w:color w:val="145AA0"/>
-                <w:sz w:val="18"/>
-              </w:rPr>
-              <w:t>960\,Bytes/s</w:t>
-            </w:r>
-            <w:r>
-              <w:rPr>
                 <w:color w:val="282C34"/>
                 <w:sz w:val="18"/>
               </w:rPr>
-              <w:t xml:space="preserve"> (</w:t>
-            </w:r>
-            <w:r>
-              <w:rPr>
-                <w:i/>
-                <w:color w:val="145AA0"/>
-                <w:sz w:val="18"/>
-              </w:rPr>
-              <w:t>0.94\,KB/s</w:t>
-            </w:r>
-            <w:r>
-              <w:rPr>
-                <w:color w:val="282C34"/>
-                <w:sz w:val="18"/>
-              </w:rPr>
-              <w:t>)</w:t>
+              <w:t>960 Bytes/s (0.94 KB/s)</w:t>
             </w:r>
           </w:p>
         </w:tc>
@@ -1044,11 +1064,10 @@
             </w:pPr>
             <w:r>
               <w:rPr>
-                <w:i/>
-                <w:color w:val="145AA0"/>
+                <w:color w:val="282C34"/>
                 <w:sz w:val="18"/>
               </w:rPr>
-              <w:t>52.08\,µs</w:t>
+              <w:t>52.08 µs</w:t>
             </w:r>
           </w:p>
         </w:tc>
@@ -1070,11 +1089,10 @@
             </w:pPr>
             <w:r>
               <w:rPr>
-                <w:i/>
-                <w:color w:val="145AA0"/>
+                <w:color w:val="282C34"/>
                 <w:sz w:val="18"/>
               </w:rPr>
-              <w:t>520.8\,µs</w:t>
+              <w:t>520.8 µs</w:t>
             </w:r>
           </w:p>
         </w:tc>
@@ -1096,33 +1114,10 @@
             </w:pPr>
             <w:r>
               <w:rPr>
-                <w:i/>
-                <w:color w:val="145AA0"/>
-                <w:sz w:val="18"/>
-              </w:rPr>
-              <w:t>1,920\,Bytes/s</w:t>
-            </w:r>
-            <w:r>
-              <w:rPr>
                 <w:color w:val="282C34"/>
                 <w:sz w:val="18"/>
               </w:rPr>
-              <w:t xml:space="preserve"> (</w:t>
-            </w:r>
-            <w:r>
-              <w:rPr>
-                <w:i/>
-                <w:color w:val="145AA0"/>
-                <w:sz w:val="18"/>
-              </w:rPr>
-              <w:t>1.88\,KB/s</w:t>
-            </w:r>
-            <w:r>
-              <w:rPr>
-                <w:color w:val="282C34"/>
-                <w:sz w:val="18"/>
-              </w:rPr>
-              <w:t>)</w:t>
+              <w:t>1,920 Bytes/s (1.88 KB/s)</w:t>
             </w:r>
           </w:p>
         </w:tc>
@@ -1170,11 +1165,10 @@
             </w:pPr>
             <w:r>
               <w:rPr>
-                <w:i/>
-                <w:color w:val="145AA0"/>
+                <w:color w:val="282C34"/>
                 <w:sz w:val="18"/>
               </w:rPr>
-              <w:t>26.04\,µs</w:t>
+              <w:t>26.04 µs</w:t>
             </w:r>
           </w:p>
         </w:tc>
@@ -1195,11 +1189,10 @@
             </w:pPr>
             <w:r>
               <w:rPr>
-                <w:i/>
-                <w:color w:val="145AA0"/>
+                <w:color w:val="282C34"/>
                 <w:sz w:val="18"/>
               </w:rPr>
-              <w:t>260.4\,µs</w:t>
+              <w:t>260.4 µs</w:t>
             </w:r>
           </w:p>
         </w:tc>
@@ -1220,33 +1213,10 @@
             </w:pPr>
             <w:r>
               <w:rPr>
-                <w:i/>
-                <w:color w:val="145AA0"/>
-                <w:sz w:val="18"/>
-              </w:rPr>
-              <w:t>3,840\,Bytes/s</w:t>
-            </w:r>
-            <w:r>
-              <w:rPr>
                 <w:color w:val="282C34"/>
                 <w:sz w:val="18"/>
               </w:rPr>
-              <w:t xml:space="preserve"> (</w:t>
-            </w:r>
-            <w:r>
-              <w:rPr>
-                <w:i/>
-                <w:color w:val="145AA0"/>
-                <w:sz w:val="18"/>
-              </w:rPr>
-              <w:t>3.75\,KB/s</w:t>
-            </w:r>
-            <w:r>
-              <w:rPr>
-                <w:color w:val="282C34"/>
-                <w:sz w:val="18"/>
-              </w:rPr>
-              <w:t>)</w:t>
+              <w:t>3,840 Bytes/s (3.75 KB/s)</w:t>
             </w:r>
           </w:p>
         </w:tc>
@@ -1296,11 +1266,10 @@
             </w:pPr>
             <w:r>
               <w:rPr>
-                <w:i/>
-                <w:color w:val="145AA0"/>
+                <w:color w:val="282C34"/>
                 <w:sz w:val="18"/>
               </w:rPr>
-              <w:t>17.36\,µs</w:t>
+              <w:t>17.36 µs</w:t>
             </w:r>
           </w:p>
         </w:tc>
@@ -1322,11 +1291,10 @@
             </w:pPr>
             <w:r>
               <w:rPr>
-                <w:i/>
-                <w:color w:val="145AA0"/>
+                <w:color w:val="282C34"/>
                 <w:sz w:val="18"/>
               </w:rPr>
-              <w:t>173.6\,µs</w:t>
+              <w:t>173.6 µs</w:t>
             </w:r>
           </w:p>
         </w:tc>
@@ -1348,33 +1316,10 @@
             </w:pPr>
             <w:r>
               <w:rPr>
-                <w:i/>
-                <w:color w:val="145AA0"/>
-                <w:sz w:val="18"/>
-              </w:rPr>
-              <w:t>5,760\,Bytes/s</w:t>
-            </w:r>
-            <w:r>
-              <w:rPr>
                 <w:color w:val="282C34"/>
                 <w:sz w:val="18"/>
               </w:rPr>
-              <w:t xml:space="preserve"> (</w:t>
-            </w:r>
-            <w:r>
-              <w:rPr>
-                <w:i/>
-                <w:color w:val="145AA0"/>
-                <w:sz w:val="18"/>
-              </w:rPr>
-              <w:t>5.63\,KB/s</w:t>
-            </w:r>
-            <w:r>
-              <w:rPr>
-                <w:color w:val="282C34"/>
-                <w:sz w:val="18"/>
-              </w:rPr>
-              <w:t>)</w:t>
+              <w:t>5,760 Bytes/s (5.63 KB/s)</w:t>
             </w:r>
           </w:p>
         </w:tc>
@@ -1422,11 +1367,10 @@
             </w:pPr>
             <w:r>
               <w:rPr>
-                <w:i/>
-                <w:color w:val="145AA0"/>
+                <w:color w:val="282C34"/>
                 <w:sz w:val="18"/>
               </w:rPr>
-              <w:t>8.68\,µs</w:t>
+              <w:t>8.68 µs</w:t>
             </w:r>
           </w:p>
         </w:tc>
@@ -1447,11 +1391,10 @@
             </w:pPr>
             <w:r>
               <w:rPr>
-                <w:i/>
-                <w:color w:val="145AA0"/>
+                <w:color w:val="282C34"/>
                 <w:sz w:val="18"/>
               </w:rPr>
-              <w:t>86.8\,µs</w:t>
+              <w:t>86.8 µs</w:t>
             </w:r>
           </w:p>
         </w:tc>
@@ -1472,33 +1415,10 @@
             </w:pPr>
             <w:r>
               <w:rPr>
-                <w:i/>
-                <w:color w:val="145AA0"/>
-                <w:sz w:val="18"/>
-              </w:rPr>
-              <w:t>11,520\,Bytes/s</w:t>
-            </w:r>
-            <w:r>
-              <w:rPr>
                 <w:color w:val="282C34"/>
                 <w:sz w:val="18"/>
               </w:rPr>
-              <w:t xml:space="preserve"> (</w:t>
-            </w:r>
-            <w:r>
-              <w:rPr>
-                <w:i/>
-                <w:color w:val="145AA0"/>
-                <w:sz w:val="18"/>
-              </w:rPr>
-              <w:t>11.25\,KB/s</w:t>
-            </w:r>
-            <w:r>
-              <w:rPr>
-                <w:color w:val="282C34"/>
-                <w:sz w:val="18"/>
-              </w:rPr>
-              <w:t>)</w:t>
+              <w:t>11,520 Bytes/s (11.25 KB/s)</w:t>
             </w:r>
           </w:p>
         </w:tc>
@@ -1548,11 +1468,10 @@
             </w:pPr>
             <w:r>
               <w:rPr>
-                <w:i/>
-                <w:color w:val="145AA0"/>
+                <w:color w:val="282C34"/>
                 <w:sz w:val="18"/>
               </w:rPr>
-              <w:t>1.085\,µs</w:t>
+              <w:t>1.085 µs</w:t>
             </w:r>
           </w:p>
         </w:tc>
@@ -1574,11 +1493,10 @@
             </w:pPr>
             <w:r>
               <w:rPr>
-                <w:i/>
-                <w:color w:val="145AA0"/>
+                <w:color w:val="282C34"/>
                 <w:sz w:val="18"/>
               </w:rPr>
-              <w:t>10.85\,µs</w:t>
+              <w:t>10.85 µs</w:t>
             </w:r>
           </w:p>
         </w:tc>
@@ -1600,33 +1518,10 @@
             </w:pPr>
             <w:r>
               <w:rPr>
-                <w:i/>
-                <w:color w:val="145AA0"/>
-                <w:sz w:val="18"/>
-              </w:rPr>
-              <w:t>92,160\,Bytes/s</w:t>
-            </w:r>
-            <w:r>
-              <w:rPr>
                 <w:color w:val="282C34"/>
                 <w:sz w:val="18"/>
               </w:rPr>
-              <w:t xml:space="preserve"> (</w:t>
-            </w:r>
-            <w:r>
-              <w:rPr>
-                <w:i/>
-                <w:color w:val="145AA0"/>
-                <w:sz w:val="18"/>
-              </w:rPr>
-              <w:t>90.0\,KB/s</w:t>
-            </w:r>
-            <w:r>
-              <w:rPr>
-                <w:color w:val="282C34"/>
-                <w:sz w:val="18"/>
-              </w:rPr>
-              <w:t>)</w:t>
+              <w:t>92,160 Bytes/s (90.0 KB/s)</w:t>
             </w:r>
           </w:p>
         </w:tc>
@@ -1674,11 +1569,10 @@
             </w:pPr>
             <w:r>
               <w:rPr>
-                <w:i/>
-                <w:color w:val="145AA0"/>
+                <w:color w:val="282C34"/>
                 <w:sz w:val="18"/>
               </w:rPr>
-              <w:t>0.667\,µs</w:t>
+              <w:t>0.667 µs</w:t>
             </w:r>
           </w:p>
         </w:tc>
@@ -1699,11 +1593,10 @@
             </w:pPr>
             <w:r>
               <w:rPr>
-                <w:i/>
-                <w:color w:val="145AA0"/>
+                <w:color w:val="282C34"/>
                 <w:sz w:val="18"/>
               </w:rPr>
-              <w:t>6.67\,µs</w:t>
+              <w:t>6.67 µs</w:t>
             </w:r>
           </w:p>
         </w:tc>
@@ -1724,33 +1617,10 @@
             </w:pPr>
             <w:r>
               <w:rPr>
-                <w:i/>
-                <w:color w:val="145AA0"/>
-                <w:sz w:val="18"/>
-              </w:rPr>
-              <w:t>150,000\,Bytes/s</w:t>
-            </w:r>
-            <w:r>
-              <w:rPr>
                 <w:color w:val="282C34"/>
                 <w:sz w:val="18"/>
               </w:rPr>
-              <w:t xml:space="preserve"> (</w:t>
-            </w:r>
-            <w:r>
-              <w:rPr>
-                <w:i/>
-                <w:color w:val="145AA0"/>
-                <w:sz w:val="18"/>
-              </w:rPr>
-              <w:t>146.5\,KB/s</w:t>
-            </w:r>
-            <w:r>
-              <w:rPr>
-                <w:color w:val="282C34"/>
-                <w:sz w:val="18"/>
-              </w:rPr>
-              <w:t>)</w:t>
+              <w:t>150,000 Bytes/s (146.5 KB/s)</w:t>
             </w:r>
           </w:p>
         </w:tc>
@@ -1787,22 +1657,7 @@
           <w:color w:val="282C34"/>
           <w:sz w:val="21"/>
         </w:rPr>
-        <w:t>Microcontrollers and SoCs (STM32, ESP32, NXP, Qualcomm, Microchip, 16550 UART) generate baud rates by dividing down an internal system/peripheral clock (</w:t>
-      </w:r>
-      <w:r>
-        <w:rPr>
-          <w:i/>
-          <w:color w:val="145AA0"/>
-          <w:sz w:val="21"/>
-        </w:rPr>
-        <w:t>f_{clk</w:t>
-      </w:r>
-      <w:r>
-        <w:rPr>
-          <w:color w:val="282C34"/>
-          <w:sz w:val="21"/>
-        </w:rPr>
-        <w:t>).</w:t>
+        <w:t>Microcontrollers and SoCs (STM32, ESP32, NXP, Qualcomm, Microchip, 16550 UART) generate baud rates by dividing down an internal system/peripheral clock (f_clk).</w:t>
       </w:r>
     </w:p>
     <w:p>
@@ -1815,24 +1670,7 @@
           <w:color w:val="4682B4"/>
           <w:sz w:val="24"/>
         </w:rPr>
-        <w:t xml:space="preserve">2.1 The </w:t>
-      </w:r>
-      <w:r>
-        <w:rPr>
-          <w:b/>
-          <w:i/>
-          <w:color w:val="145AA0"/>
-          <w:sz w:val="24"/>
-        </w:rPr>
-        <w:t>16×</w:t>
-      </w:r>
-      <w:r>
-        <w:rPr>
-          <w:b/>
-          <w:color w:val="4682B4"/>
-          <w:sz w:val="24"/>
-        </w:rPr>
-        <w:t xml:space="preserve"> Oversampling Mechanism</w:t>
+        <w:t>2.1 The 16* Oversampling Mechanism</w:t>
       </w:r>
     </w:p>
     <w:p>
@@ -1852,29 +1690,14 @@
           <w:color w:val="282C34"/>
           <w:sz w:val="21"/>
         </w:rPr>
-        <w:t>$16\times$ the target baud rate</w:t>
+        <w:t>16* the target baud rate</w:t>
       </w:r>
       <w:r>
         <w:rPr>
           <w:color w:val="282C34"/>
           <w:sz w:val="21"/>
         </w:rPr>
-        <w:t xml:space="preserve"> (</w:t>
-      </w:r>
-      <w:r>
-        <w:rPr>
-          <w:i/>
-          <w:color w:val="145AA0"/>
-          <w:sz w:val="21"/>
-        </w:rPr>
-        <w:t>OS = 16</w:t>
-      </w:r>
-      <w:r>
-        <w:rPr>
-          <w:color w:val="282C34"/>
-          <w:sz w:val="21"/>
-        </w:rPr>
-        <w:t>):</w:t>
+        <w:t xml:space="preserve"> (OS = 16):</w:t>
       </w:r>
     </w:p>
     <w:p>
@@ -2075,50 +1898,53 @@
           <w:color w:val="282C34"/>
           <w:sz w:val="21"/>
         </w:rPr>
-        <w:t xml:space="preserve">The peripheral clock </w:t>
-      </w:r>
-      <w:r>
-        <w:rPr>
-          <w:i/>
-          <w:color w:val="145AA0"/>
-          <w:sz w:val="21"/>
-        </w:rPr>
-        <w:t>f_{clk</w:t>
-      </w:r>
-      <w:r>
-        <w:rPr>
-          <w:color w:val="282C34"/>
-          <w:sz w:val="21"/>
-        </w:rPr>
-        <w:t xml:space="preserve"> is divided by the Baud Rate Generator (BRG) register:</w:t>
+        <w:t>The peripheral clock f_clk is divided by the Baud Rate Generator (BRG) register:</w:t>
       </w:r>
     </w:p>
-    <w:p>
-      <w:pPr>
-        <w:spacing w:after="80"/>
-      </w:pPr>
-      <w:r>
-        <w:rPr>
-          <w:i/>
-          <w:color w:val="145AA0"/>
-          <w:sz w:val="21"/>
-        </w:rPr>
-      </w:r>
-      <w:r>
-        <w:rPr>
-          <w:color w:val="282C34"/>
-          <w:sz w:val="21"/>
-        </w:rPr>
-        <w:t>\text{Baud Rate} = \frac{f_{clk}}{OS \times \text{Divisor}}</w:t>
-      </w:r>
-      <w:r>
-        <w:rPr>
-          <w:i/>
-          <w:color w:val="145AA0"/>
-          <w:sz w:val="21"/>
-        </w:rPr>
-      </w:r>
-    </w:p>
+    <w:tbl>
+      <w:tblPr>
+        <w:tblW w:type="auto" w:w="0"/>
+        <w:jc w:val="center"/>
+        <w:tblLook w:firstColumn="1" w:firstRow="1" w:lastColumn="0" w:lastRow="0" w:noHBand="0" w:noVBand="1" w:val="04A0"/>
+      </w:tblPr>
+      <w:tblGrid>
+        <w:gridCol w:w="9792"/>
+      </w:tblGrid>
+      <w:tr>
+        <w:tc>
+          <w:tcPr>
+            <w:tcW w:type="dxa" w:w="9792"/>
+            <w:shd w:fill="F5F6F8"/>
+            <w:tcMar>
+              <w:top w:w="80" w:type="dxa"/>
+              <w:bottom w:w="80" w:type="dxa"/>
+              <w:left w:w="140" w:type="dxa"/>
+              <w:right w:w="140" w:type="dxa"/>
+            </w:tcMar>
+            <w:tcBorders>
+              <w:left w:val="single" w:sz="18" w:space="0" w:color="CBD5E0"/>
+              <w:top w:val="none"/>
+              <w:right w:val="none"/>
+              <w:bottom w:val="none"/>
+            </w:tcBorders>
+          </w:tcPr>
+          <w:p>
+            <w:pPr>
+              <w:spacing w:line="240" w:lineRule="auto" w:after="0"/>
+            </w:pPr>
+            <w:r>
+              <w:rPr>
+                <w:rFonts w:ascii="Consolas" w:hAnsi="Consolas"/>
+                <w:color w:val="2D3748"/>
+                <w:sz w:val="18"/>
+              </w:rPr>
+              <w:t>Baud Rate = f_clk / (OS * Divisor)</w:t>
+            </w:r>
+          </w:p>
+        </w:tc>
+      </w:tr>
+    </w:tbl>
+    <w:p/>
     <w:p>
       <w:pPr>
         <w:spacing w:after="80"/>
@@ -2139,18 +1965,10 @@
       </w:pPr>
       <w:r>
         <w:rPr>
-          <w:i/>
-          <w:color w:val="145AA0"/>
-          <w:sz w:val="21"/>
-        </w:rPr>
-        <w:t>f_{clk</w:t>
-      </w:r>
-      <w:r>
-        <w:rPr>
           <w:color w:val="282C34"/>
           <w:sz w:val="21"/>
         </w:rPr>
-        <w:t xml:space="preserve"> = UART peripheral clock frequency (Hz)</w:t>
+        <w:t>f_clk = UART peripheral clock frequency (Hz)</w:t>
       </w:r>
     </w:p>
     <w:p>
@@ -2161,48 +1979,10 @@
       </w:pPr>
       <w:r>
         <w:rPr>
-          <w:i/>
-          <w:color w:val="145AA0"/>
-          <w:sz w:val="21"/>
-        </w:rPr>
-        <w:t>OS</w:t>
-      </w:r>
-      <w:r>
-        <w:rPr>
           <w:color w:val="282C34"/>
           <w:sz w:val="21"/>
         </w:rPr>
-        <w:t xml:space="preserve"> = Oversampling factor (typically </w:t>
-      </w:r>
-      <w:r>
-        <w:rPr>
-          <w:i/>
-          <w:color w:val="145AA0"/>
-          <w:sz w:val="21"/>
-        </w:rPr>
-        <w:t>16</w:t>
-      </w:r>
-      <w:r>
-        <w:rPr>
-          <w:color w:val="282C34"/>
-          <w:sz w:val="21"/>
-        </w:rPr>
-        <w:t xml:space="preserve">, or </w:t>
-      </w:r>
-      <w:r>
-        <w:rPr>
-          <w:i/>
-          <w:color w:val="145AA0"/>
-          <w:sz w:val="21"/>
-        </w:rPr>
-        <w:t>8</w:t>
-      </w:r>
-      <w:r>
-        <w:rPr>
-          <w:color w:val="282C34"/>
-          <w:sz w:val="21"/>
-        </w:rPr>
-        <w:t xml:space="preserve"> in high-speed mode)</w:t>
+        <w:t>OS = Oversampling factor (typically 16, or 8 in high-speed mode)</w:t>
       </w:r>
     </w:p>
     <w:p>
@@ -2213,18 +1993,10 @@
       </w:pPr>
       <w:r>
         <w:rPr>
-          <w:i/>
-          <w:color w:val="145AA0"/>
-          <w:sz w:val="21"/>
-        </w:rPr>
-        <w:t>Divisor</w:t>
-      </w:r>
-      <w:r>
-        <w:rPr>
           <w:color w:val="282C34"/>
           <w:sz w:val="21"/>
         </w:rPr>
-        <w:t xml:space="preserve"> = Prescaler register value (e.g., </w:t>
+        <w:t xml:space="preserve">Divisor = Prescaler register value (e.g., </w:t>
       </w:r>
       <w:r>
         <w:rPr>
@@ -2299,32 +2071,50 @@
         <w:t xml:space="preserve"> to write to the register:</w:t>
       </w:r>
     </w:p>
-    <w:p>
-      <w:pPr>
-        <w:spacing w:after="80"/>
-      </w:pPr>
-      <w:r>
-        <w:rPr>
-          <w:i/>
-          <w:color w:val="145AA0"/>
-          <w:sz w:val="21"/>
-        </w:rPr>
-      </w:r>
-      <w:r>
-        <w:rPr>
-          <w:color w:val="282C34"/>
-          <w:sz w:val="21"/>
-        </w:rPr>
-        <w:t>\text{Divisor} = \frac{f_{clk}}{OS \times \text{Baud}_{target}}</w:t>
-      </w:r>
-      <w:r>
-        <w:rPr>
-          <w:i/>
-          <w:color w:val="145AA0"/>
-          <w:sz w:val="21"/>
-        </w:rPr>
-      </w:r>
-    </w:p>
+    <w:tbl>
+      <w:tblPr>
+        <w:tblW w:type="auto" w:w="0"/>
+        <w:jc w:val="center"/>
+        <w:tblLook w:firstColumn="1" w:firstRow="1" w:lastColumn="0" w:lastRow="0" w:noHBand="0" w:noVBand="1" w:val="04A0"/>
+      </w:tblPr>
+      <w:tblGrid>
+        <w:gridCol w:w="9792"/>
+      </w:tblGrid>
+      <w:tr>
+        <w:tc>
+          <w:tcPr>
+            <w:tcW w:type="dxa" w:w="9792"/>
+            <w:shd w:fill="F5F6F8"/>
+            <w:tcMar>
+              <w:top w:w="80" w:type="dxa"/>
+              <w:bottom w:w="80" w:type="dxa"/>
+              <w:left w:w="140" w:type="dxa"/>
+              <w:right w:w="140" w:type="dxa"/>
+            </w:tcMar>
+            <w:tcBorders>
+              <w:left w:val="single" w:sz="18" w:space="0" w:color="CBD5E0"/>
+              <w:top w:val="none"/>
+              <w:right w:val="none"/>
+              <w:bottom w:val="none"/>
+            </w:tcBorders>
+          </w:tcPr>
+          <w:p>
+            <w:pPr>
+              <w:spacing w:line="240" w:lineRule="auto" w:after="0"/>
+            </w:pPr>
+            <w:r>
+              <w:rPr>
+                <w:rFonts w:ascii="Consolas" w:hAnsi="Consolas"/>
+                <w:color w:val="2D3748"/>
+                <w:sz w:val="18"/>
+              </w:rPr>
+              <w:t>Divisor = f_clk / (OS * Baud_target)</w:t>
+            </w:r>
+          </w:p>
+        </w:tc>
+      </w:tr>
+    </w:tbl>
+    <w:p/>
     <w:p>
       <w:pPr>
         <w:spacing w:before="80" w:after="80"/>
@@ -2355,26 +2145,19 @@
           <w:color w:val="282C34"/>
           <w:sz w:val="21"/>
         </w:rPr>
-        <w:t xml:space="preserve">In hardware, divisor registers store finite numerical values (integers or fixed-point fractions). When </w:t>
+        <w:t xml:space="preserve">In hardware, divisor registers store finite numerical values (integers or fixed-point fractions). When f_clk / (OS </w:t>
       </w:r>
       <w:r>
         <w:rPr>
           <w:i/>
-          <w:color w:val="145AA0"/>
+          <w:color w:val="282C34"/>
           <w:sz w:val="21"/>
         </w:rPr>
-        <w:t>f_{clk / (OS × Baud)</w:t>
+        <w:t xml:space="preserve"> Baud) is not a whole number, rounding results in a </w:t>
       </w:r>
       <w:r>
         <w:rPr>
-          <w:color w:val="282C34"/>
-          <w:sz w:val="21"/>
-        </w:rPr>
-        <w:t xml:space="preserve"> is not a whole number, rounding results in a </w:t>
-      </w:r>
-      <w:r>
-        <w:rPr>
-          <w:b/>
+          <w:i/>
           <w:color w:val="282C34"/>
           <w:sz w:val="21"/>
         </w:rPr>
@@ -2385,7 +2168,7 @@
           <w:color w:val="282C34"/>
           <w:sz w:val="21"/>
         </w:rPr>
-        <w:t>.</w:t>
+        <w:t>*.</w:t>
       </w:r>
     </w:p>
     <w:p>
@@ -2401,58 +2184,94 @@
         <w:t>3.1 Formulas</w:t>
       </w:r>
     </w:p>
-    <w:p>
-      <w:pPr>
-        <w:spacing w:after="80"/>
-      </w:pPr>
-      <w:r>
-        <w:rPr>
-          <w:i/>
-          <w:color w:val="145AA0"/>
-          <w:sz w:val="21"/>
-        </w:rPr>
-      </w:r>
-      <w:r>
-        <w:rPr>
-          <w:color w:val="282C34"/>
-          <w:sz w:val="21"/>
-        </w:rPr>
-        <w:t>\text{Baud}_{actual} = \frac{f_{clk}}{OS \times \text{Divisor}_{rounded}}</w:t>
-      </w:r>
-      <w:r>
-        <w:rPr>
-          <w:i/>
-          <w:color w:val="145AA0"/>
-          <w:sz w:val="21"/>
-        </w:rPr>
-      </w:r>
-    </w:p>
-    <w:p>
-      <w:pPr>
-        <w:spacing w:after="80"/>
-      </w:pPr>
-      <w:r>
-        <w:rPr>
-          <w:i/>
-          <w:color w:val="145AA0"/>
-          <w:sz w:val="21"/>
-        </w:rPr>
-      </w:r>
-      <w:r>
-        <w:rPr>
-          <w:color w:val="282C34"/>
-          <w:sz w:val="21"/>
-        </w:rPr>
-        <w:t>\text{Error (\%)} = \left( \frac{\text{Baud}_{actual} - \text{Baud}_{target}}{\text{Baud}_{target}} \right) \times 100\%</w:t>
-      </w:r>
-      <w:r>
-        <w:rPr>
-          <w:i/>
-          <w:color w:val="145AA0"/>
-          <w:sz w:val="21"/>
-        </w:rPr>
-      </w:r>
-    </w:p>
+    <w:tbl>
+      <w:tblPr>
+        <w:tblW w:type="auto" w:w="0"/>
+        <w:jc w:val="center"/>
+        <w:tblLook w:firstColumn="1" w:firstRow="1" w:lastColumn="0" w:lastRow="0" w:noHBand="0" w:noVBand="1" w:val="04A0"/>
+      </w:tblPr>
+      <w:tblGrid>
+        <w:gridCol w:w="9792"/>
+      </w:tblGrid>
+      <w:tr>
+        <w:tc>
+          <w:tcPr>
+            <w:tcW w:type="dxa" w:w="9792"/>
+            <w:shd w:fill="F5F6F8"/>
+            <w:tcMar>
+              <w:top w:w="80" w:type="dxa"/>
+              <w:bottom w:w="80" w:type="dxa"/>
+              <w:left w:w="140" w:type="dxa"/>
+              <w:right w:w="140" w:type="dxa"/>
+            </w:tcMar>
+            <w:tcBorders>
+              <w:left w:val="single" w:sz="18" w:space="0" w:color="CBD5E0"/>
+              <w:top w:val="none"/>
+              <w:right w:val="none"/>
+              <w:bottom w:val="none"/>
+            </w:tcBorders>
+          </w:tcPr>
+          <w:p>
+            <w:pPr>
+              <w:spacing w:line="240" w:lineRule="auto" w:after="0"/>
+            </w:pPr>
+            <w:r>
+              <w:rPr>
+                <w:rFonts w:ascii="Consolas" w:hAnsi="Consolas"/>
+                <w:color w:val="2D3748"/>
+                <w:sz w:val="18"/>
+              </w:rPr>
+              <w:t>Baud_actual = f_clk / (OS * Divisor_rounded)</w:t>
+            </w:r>
+          </w:p>
+        </w:tc>
+      </w:tr>
+    </w:tbl>
+    <w:p/>
+    <w:tbl>
+      <w:tblPr>
+        <w:tblW w:type="auto" w:w="0"/>
+        <w:jc w:val="center"/>
+        <w:tblLook w:firstColumn="1" w:firstRow="1" w:lastColumn="0" w:lastRow="0" w:noHBand="0" w:noVBand="1" w:val="04A0"/>
+      </w:tblPr>
+      <w:tblGrid>
+        <w:gridCol w:w="9792"/>
+      </w:tblGrid>
+      <w:tr>
+        <w:tc>
+          <w:tcPr>
+            <w:tcW w:type="dxa" w:w="9792"/>
+            <w:shd w:fill="F5F6F8"/>
+            <w:tcMar>
+              <w:top w:w="80" w:type="dxa"/>
+              <w:bottom w:w="80" w:type="dxa"/>
+              <w:left w:w="140" w:type="dxa"/>
+              <w:right w:w="140" w:type="dxa"/>
+            </w:tcMar>
+            <w:tcBorders>
+              <w:left w:val="single" w:sz="18" w:space="0" w:color="CBD5E0"/>
+              <w:top w:val="none"/>
+              <w:right w:val="none"/>
+              <w:bottom w:val="none"/>
+            </w:tcBorders>
+          </w:tcPr>
+          <w:p>
+            <w:pPr>
+              <w:spacing w:line="240" w:lineRule="auto" w:after="0"/>
+            </w:pPr>
+            <w:r>
+              <w:rPr>
+                <w:rFonts w:ascii="Consolas" w:hAnsi="Consolas"/>
+                <w:color w:val="2D3748"/>
+                <w:sz w:val="18"/>
+              </w:rPr>
+              <w:t>Error (\%) = ( (Baud_actual - Baud_target) / Baud_target ) * 100\%</w:t>
+            </w:r>
+          </w:p>
+        </w:tc>
+      </w:tr>
+    </w:tbl>
+    <w:p/>
     <w:p>
       <w:pPr>
         <w:spacing w:before="80" w:after="80"/>
@@ -2528,50 +2347,53 @@
           <w:color w:val="282C34"/>
           <w:sz w:val="21"/>
         </w:rPr>
-        <w:t xml:space="preserve">With each passing bit </w:t>
-      </w:r>
-      <w:r>
-        <w:rPr>
-          <w:i/>
-          <w:color w:val="145AA0"/>
-          <w:sz w:val="21"/>
-        </w:rPr>
-        <w:t>N</w:t>
-      </w:r>
-      <w:r>
-        <w:rPr>
-          <w:color w:val="282C34"/>
-          <w:sz w:val="21"/>
-        </w:rPr>
-        <w:t>, timing error accumulates:</w:t>
+        <w:t>With each passing bit N, timing error accumulates:</w:t>
       </w:r>
     </w:p>
-    <w:p>
-      <w:pPr>
-        <w:spacing w:after="80"/>
-      </w:pPr>
-      <w:r>
-        <w:rPr>
-          <w:i/>
-          <w:color w:val="145AA0"/>
-          <w:sz w:val="21"/>
-        </w:rPr>
-      </w:r>
-      <w:r>
-        <w:rPr>
-          <w:color w:val="282C34"/>
-          <w:sz w:val="21"/>
-        </w:rPr>
-        <w:t>\Delta t_{accumulated} = N \times (T_{bit, actual} - T_{bit, target})</w:t>
-      </w:r>
-      <w:r>
-        <w:rPr>
-          <w:i/>
-          <w:color w:val="145AA0"/>
-          <w:sz w:val="21"/>
-        </w:rPr>
-      </w:r>
-    </w:p>
+    <w:tbl>
+      <w:tblPr>
+        <w:tblW w:type="auto" w:w="0"/>
+        <w:jc w:val="center"/>
+        <w:tblLook w:firstColumn="1" w:firstRow="1" w:lastColumn="0" w:lastRow="0" w:noHBand="0" w:noVBand="1" w:val="04A0"/>
+      </w:tblPr>
+      <w:tblGrid>
+        <w:gridCol w:w="9792"/>
+      </w:tblGrid>
+      <w:tr>
+        <w:tc>
+          <w:tcPr>
+            <w:tcW w:type="dxa" w:w="9792"/>
+            <w:shd w:fill="F5F6F8"/>
+            <w:tcMar>
+              <w:top w:w="80" w:type="dxa"/>
+              <w:bottom w:w="80" w:type="dxa"/>
+              <w:left w:w="140" w:type="dxa"/>
+              <w:right w:w="140" w:type="dxa"/>
+            </w:tcMar>
+            <w:tcBorders>
+              <w:left w:val="single" w:sz="18" w:space="0" w:color="CBD5E0"/>
+              <w:top w:val="none"/>
+              <w:right w:val="none"/>
+              <w:bottom w:val="none"/>
+            </w:tcBorders>
+          </w:tcPr>
+          <w:p>
+            <w:pPr>
+              <w:spacing w:line="240" w:lineRule="auto" w:after="0"/>
+            </w:pPr>
+            <w:r>
+              <w:rPr>
+                <w:rFonts w:ascii="Consolas" w:hAnsi="Consolas"/>
+                <w:color w:val="2D3748"/>
+                <w:sz w:val="18"/>
+              </w:rPr>
+              <w:t>Δ t_accumulated = N * (T_bit, actual - T_bit, target)</w:t>
+            </w:r>
+          </w:p>
+        </w:tc>
+      </w:tr>
+    </w:tbl>
+    <w:p/>
     <w:p>
       <w:pPr>
         <w:pStyle w:val="ListBullet"/>
@@ -2583,22 +2405,7 @@
           <w:color w:val="282C34"/>
           <w:sz w:val="21"/>
         </w:rPr>
-        <w:t xml:space="preserve">By bit 9 or 10 (the Stop bit), if </w:t>
-      </w:r>
-      <w:r>
-        <w:rPr>
-          <w:i/>
-          <w:color w:val="145AA0"/>
-          <w:sz w:val="21"/>
-        </w:rPr>
-        <w:t>\Delta t_{accumulated</w:t>
-      </w:r>
-      <w:r>
-        <w:rPr>
-          <w:color w:val="282C34"/>
-          <w:sz w:val="21"/>
-        </w:rPr>
-        <w:t xml:space="preserve"> drifts by more than </w:t>
+        <w:t xml:space="preserve">By bit 9 or 10 (the Stop bit), if Δ t_accumulated drifts by more than </w:t>
       </w:r>
       <w:r>
         <w:rPr>
@@ -2606,7 +2413,7 @@
           <w:color w:val="282C34"/>
           <w:sz w:val="21"/>
         </w:rPr>
-        <w:t>$\pm 0.5 \times T_{bit}$</w:t>
+        <w:t>± 0.5 * T_bit</w:t>
       </w:r>
       <w:r>
         <w:rPr>
@@ -2657,7 +2464,7 @@
           <w:color w:val="282C34"/>
           <w:sz w:val="21"/>
         </w:rPr>
-        <w:t>must be $&lt; \pm 2.5\%$ to $\pm 3.0\%$</w:t>
+        <w:t>must be &lt; ± 2.5\% to ± 3.0\%</w:t>
       </w:r>
       <w:r>
         <w:rPr>
@@ -2678,22 +2485,7 @@
           <w:color w:val="282C34"/>
           <w:sz w:val="21"/>
         </w:rPr>
-        <w:t xml:space="preserve">Any error </w:t>
-      </w:r>
-      <w:r>
-        <w:rPr>
-          <w:i/>
-          <w:color w:val="145AA0"/>
-          <w:sz w:val="21"/>
-        </w:rPr>
-        <w:t>&gt; 3\%</w:t>
-      </w:r>
-      <w:r>
-        <w:rPr>
-          <w:color w:val="282C34"/>
-          <w:sz w:val="21"/>
-        </w:rPr>
-        <w:t xml:space="preserve"> results in frequent </w:t>
+        <w:t xml:space="preserve">Any error &gt; 3\% results in frequent </w:t>
       </w:r>
       <w:r>
         <w:rPr>
@@ -2756,52 +2548,7 @@
           <w:color w:val="282C34"/>
           <w:sz w:val="21"/>
         </w:rPr>
-        <w:t xml:space="preserve">Microcontroller running at </w:t>
-      </w:r>
-      <w:r>
-        <w:rPr>
-          <w:i/>
-          <w:color w:val="145AA0"/>
-          <w:sz w:val="21"/>
-        </w:rPr>
-        <w:t>f_{clk = 16\,MHz = 16,000,000\,Hz</w:t>
-      </w:r>
-      <w:r>
-        <w:rPr>
-          <w:color w:val="282C34"/>
-          <w:sz w:val="21"/>
-        </w:rPr>
-        <w:t xml:space="preserve">, Target = </w:t>
-      </w:r>
-      <w:r>
-        <w:rPr>
-          <w:i/>
-          <w:color w:val="145AA0"/>
-          <w:sz w:val="21"/>
-        </w:rPr>
-        <w:t>115,200</w:t>
-      </w:r>
-      <w:r>
-        <w:rPr>
-          <w:color w:val="282C34"/>
-          <w:sz w:val="21"/>
-        </w:rPr>
-        <w:t xml:space="preserve">, </w:t>
-      </w:r>
-      <w:r>
-        <w:rPr>
-          <w:i/>
-          <w:color w:val="145AA0"/>
-          <w:sz w:val="21"/>
-        </w:rPr>
-        <w:t>OS = 16</w:t>
-      </w:r>
-      <w:r>
-        <w:rPr>
-          <w:color w:val="282C34"/>
-          <w:sz w:val="21"/>
-        </w:rPr>
-        <w:t>.</w:t>
+        <w:t>Microcontroller running at f_clk = 16 MHz = 16,000,000 Hz, Target = 115,200, OS = 16.</w:t>
       </w:r>
     </w:p>
     <w:p>
@@ -2818,32 +2565,50 @@
         <w:t>Compute Divisor:</w:t>
       </w:r>
     </w:p>
-    <w:p>
-      <w:pPr>
-        <w:spacing w:after="80"/>
-      </w:pPr>
-      <w:r>
-        <w:rPr>
-          <w:i/>
-          <w:color w:val="145AA0"/>
-          <w:sz w:val="21"/>
-        </w:rPr>
-      </w:r>
-      <w:r>
-        <w:rPr>
-          <w:color w:val="282C34"/>
-          <w:sz w:val="21"/>
-        </w:rPr>
-        <w:t>\text{Divisor} = \frac{16,000,000}{16 \times 115200} = \frac{16,000,000}{1,843,200} \approx 8.68055</w:t>
-      </w:r>
-      <w:r>
-        <w:rPr>
-          <w:i/>
-          <w:color w:val="145AA0"/>
-          <w:sz w:val="21"/>
-        </w:rPr>
-      </w:r>
-    </w:p>
+    <w:tbl>
+      <w:tblPr>
+        <w:tblW w:type="auto" w:w="0"/>
+        <w:jc w:val="center"/>
+        <w:tblLook w:firstColumn="1" w:firstRow="1" w:lastColumn="0" w:lastRow="0" w:noHBand="0" w:noVBand="1" w:val="04A0"/>
+      </w:tblPr>
+      <w:tblGrid>
+        <w:gridCol w:w="9792"/>
+      </w:tblGrid>
+      <w:tr>
+        <w:tc>
+          <w:tcPr>
+            <w:tcW w:type="dxa" w:w="9792"/>
+            <w:shd w:fill="F5F6F8"/>
+            <w:tcMar>
+              <w:top w:w="80" w:type="dxa"/>
+              <w:bottom w:w="80" w:type="dxa"/>
+              <w:left w:w="140" w:type="dxa"/>
+              <w:right w:w="140" w:type="dxa"/>
+            </w:tcMar>
+            <w:tcBorders>
+              <w:left w:val="single" w:sz="18" w:space="0" w:color="CBD5E0"/>
+              <w:top w:val="none"/>
+              <w:right w:val="none"/>
+              <w:bottom w:val="none"/>
+            </w:tcBorders>
+          </w:tcPr>
+          <w:p>
+            <w:pPr>
+              <w:spacing w:line="240" w:lineRule="auto" w:after="0"/>
+            </w:pPr>
+            <w:r>
+              <w:rPr>
+                <w:rFonts w:ascii="Consolas" w:hAnsi="Consolas"/>
+                <w:color w:val="2D3748"/>
+                <w:sz w:val="18"/>
+              </w:rPr>
+              <w:t>Divisor = 16,000,000 / (16 * 115200) = 16,000,000 / 1,843,200 ≈ 8.68055</w:t>
+            </w:r>
+          </w:p>
+        </w:tc>
+      </w:tr>
+    </w:tbl>
+    <w:p/>
     <w:p>
       <w:pPr>
         <w:pStyle w:val="ListBullet"/>
@@ -2858,58 +2623,94 @@
         <w:t>With an integer-only register (rounded to 9):</w:t>
       </w:r>
     </w:p>
-    <w:p>
-      <w:pPr>
-        <w:spacing w:after="80"/>
-      </w:pPr>
-      <w:r>
-        <w:rPr>
-          <w:i/>
-          <w:color w:val="145AA0"/>
-          <w:sz w:val="21"/>
-        </w:rPr>
-      </w:r>
-      <w:r>
-        <w:rPr>
-          <w:color w:val="282C34"/>
-          <w:sz w:val="21"/>
-        </w:rPr>
-        <w:t>\text{Baud}_{actual} = \frac{16,000,000}{16 \times 9} = 111,111.1\,\text{bps}</w:t>
-      </w:r>
-      <w:r>
-        <w:rPr>
-          <w:i/>
-          <w:color w:val="145AA0"/>
-          <w:sz w:val="21"/>
-        </w:rPr>
-      </w:r>
-    </w:p>
-    <w:p>
-      <w:pPr>
-        <w:spacing w:after="80"/>
-      </w:pPr>
-      <w:r>
-        <w:rPr>
-          <w:i/>
-          <w:color w:val="145AA0"/>
-          <w:sz w:val="21"/>
-        </w:rPr>
-      </w:r>
-      <w:r>
-        <w:rPr>
-          <w:color w:val="282C34"/>
-          <w:sz w:val="21"/>
-        </w:rPr>
-        <w:t>\text{Error} = \left( \frac{111111.1 - 115200}{115200} \right) \times 100\% = \mathbf{-3.55\%}</w:t>
-      </w:r>
-      <w:r>
-        <w:rPr>
-          <w:i/>
-          <w:color w:val="145AA0"/>
-          <w:sz w:val="21"/>
-        </w:rPr>
-      </w:r>
-    </w:p>
+    <w:tbl>
+      <w:tblPr>
+        <w:tblW w:type="auto" w:w="0"/>
+        <w:jc w:val="center"/>
+        <w:tblLook w:firstColumn="1" w:firstRow="1" w:lastColumn="0" w:lastRow="0" w:noHBand="0" w:noVBand="1" w:val="04A0"/>
+      </w:tblPr>
+      <w:tblGrid>
+        <w:gridCol w:w="9792"/>
+      </w:tblGrid>
+      <w:tr>
+        <w:tc>
+          <w:tcPr>
+            <w:tcW w:type="dxa" w:w="9792"/>
+            <w:shd w:fill="F5F6F8"/>
+            <w:tcMar>
+              <w:top w:w="80" w:type="dxa"/>
+              <w:bottom w:w="80" w:type="dxa"/>
+              <w:left w:w="140" w:type="dxa"/>
+              <w:right w:w="140" w:type="dxa"/>
+            </w:tcMar>
+            <w:tcBorders>
+              <w:left w:val="single" w:sz="18" w:space="0" w:color="CBD5E0"/>
+              <w:top w:val="none"/>
+              <w:right w:val="none"/>
+              <w:bottom w:val="none"/>
+            </w:tcBorders>
+          </w:tcPr>
+          <w:p>
+            <w:pPr>
+              <w:spacing w:line="240" w:lineRule="auto" w:after="0"/>
+            </w:pPr>
+            <w:r>
+              <w:rPr>
+                <w:rFonts w:ascii="Consolas" w:hAnsi="Consolas"/>
+                <w:color w:val="2D3748"/>
+                <w:sz w:val="18"/>
+              </w:rPr>
+              <w:t>Baud_actual = 16,000,000 / (16 * 9) = 111,111.1 bps</w:t>
+            </w:r>
+          </w:p>
+        </w:tc>
+      </w:tr>
+    </w:tbl>
+    <w:p/>
+    <w:tbl>
+      <w:tblPr>
+        <w:tblW w:type="auto" w:w="0"/>
+        <w:jc w:val="center"/>
+        <w:tblLook w:firstColumn="1" w:firstRow="1" w:lastColumn="0" w:lastRow="0" w:noHBand="0" w:noVBand="1" w:val="04A0"/>
+      </w:tblPr>
+      <w:tblGrid>
+        <w:gridCol w:w="9792"/>
+      </w:tblGrid>
+      <w:tr>
+        <w:tc>
+          <w:tcPr>
+            <w:tcW w:type="dxa" w:w="9792"/>
+            <w:shd w:fill="F5F6F8"/>
+            <w:tcMar>
+              <w:top w:w="80" w:type="dxa"/>
+              <w:bottom w:w="80" w:type="dxa"/>
+              <w:left w:w="140" w:type="dxa"/>
+              <w:right w:w="140" w:type="dxa"/>
+            </w:tcMar>
+            <w:tcBorders>
+              <w:left w:val="single" w:sz="18" w:space="0" w:color="CBD5E0"/>
+              <w:top w:val="none"/>
+              <w:right w:val="none"/>
+              <w:bottom w:val="none"/>
+            </w:tcBorders>
+          </w:tcPr>
+          <w:p>
+            <w:pPr>
+              <w:spacing w:line="240" w:lineRule="auto" w:after="0"/>
+            </w:pPr>
+            <w:r>
+              <w:rPr>
+                <w:rFonts w:ascii="Consolas" w:hAnsi="Consolas"/>
+                <w:color w:val="2D3748"/>
+                <w:sz w:val="18"/>
+              </w:rPr>
+              <w:t>Error = ( (111111.1 - 115200) / 115200 ) * 100\% = -3.55\%</w:t>
+            </w:r>
+          </w:p>
+        </w:tc>
+      </w:tr>
+    </w:tbl>
+    <w:p/>
     <w:p>
       <w:pPr>
         <w:pStyle w:val="ListBullet"/>
@@ -2944,37 +2745,7 @@
           <w:color w:val="282C34"/>
           <w:sz w:val="21"/>
         </w:rPr>
-        <w:t xml:space="preserve">. </w:t>
-      </w:r>
-      <w:r>
-        <w:rPr>
-          <w:i/>
-          <w:color w:val="145AA0"/>
-          <w:sz w:val="21"/>
-        </w:rPr>
-        <w:t>-3.55\%</w:t>
-      </w:r>
-      <w:r>
-        <w:rPr>
-          <w:color w:val="282C34"/>
-          <w:sz w:val="21"/>
-        </w:rPr>
-        <w:t xml:space="preserve"> exceeds the </w:t>
-      </w:r>
-      <w:r>
-        <w:rPr>
-          <w:i/>
-          <w:color w:val="145AA0"/>
-          <w:sz w:val="21"/>
-        </w:rPr>
-        <w:t>3\%</w:t>
-      </w:r>
-      <w:r>
-        <w:rPr>
-          <w:color w:val="282C34"/>
-          <w:sz w:val="21"/>
-        </w:rPr>
-        <w:t xml:space="preserve"> limit. Communication with a PC or host will be unstable and drop bytes.</w:t>
+        <w:t>. -3.55\% exceeds the 3\% limit. Communication with a PC or host will be unstable and drop bytes.</w:t>
       </w:r>
     </w:p>
     <w:p>
@@ -3021,15 +2792,7 @@
           <w:color w:val="282C34"/>
           <w:sz w:val="21"/>
         </w:rPr>
-        <w:t xml:space="preserve">Ideal Divisor = </w:t>
-      </w:r>
-      <w:r>
-        <w:rPr>
-          <w:i/>
-          <w:color w:val="145AA0"/>
-          <w:sz w:val="21"/>
-        </w:rPr>
-        <w:t>8.68055</w:t>
+        <w:t>Ideal Divisor = 8.68055</w:t>
       </w:r>
     </w:p>
     <w:p>
@@ -3043,15 +2806,7 @@
           <w:color w:val="282C34"/>
           <w:sz w:val="21"/>
         </w:rPr>
-        <w:t xml:space="preserve">Integer Mantissa = </w:t>
-      </w:r>
-      <w:r>
-        <w:rPr>
-          <w:i/>
-          <w:color w:val="145AA0"/>
-          <w:sz w:val="21"/>
-        </w:rPr>
-        <w:t>8</w:t>
+        <w:t>Integer Mantissa = 8</w:t>
       </w:r>
     </w:p>
     <w:p>
@@ -3065,15 +2820,7 @@
           <w:color w:val="282C34"/>
           <w:sz w:val="21"/>
         </w:rPr>
-        <w:t xml:space="preserve">4-bit Fraction = </w:t>
-      </w:r>
-      <w:r>
-        <w:rPr>
-          <w:i/>
-          <w:color w:val="145AA0"/>
-          <w:sz w:val="21"/>
-        </w:rPr>
-        <w:t>round(0.68055 × 16) = round(10.88) = 11</w:t>
+        <w:t>4-bit Fraction = round(0.68055 * 16) = round(10.88) = 11</w:t>
       </w:r>
     </w:p>
     <w:p>
@@ -3087,15 +2834,7 @@
           <w:color w:val="282C34"/>
           <w:sz w:val="21"/>
         </w:rPr>
-        <w:t xml:space="preserve">Fractional Divisor = </w:t>
-      </w:r>
-      <w:r>
-        <w:rPr>
-          <w:i/>
-          <w:color w:val="145AA0"/>
-          <w:sz w:val="21"/>
-        </w:rPr>
-        <w:t>8 + \frac{11{16 = 8.6875</w:t>
+        <w:t>Fractional Divisor = 8 + 11 / 16 = 8.6875</w:t>
       </w:r>
     </w:p>
     <w:p>
@@ -3112,58 +2851,94 @@
         <w:t>Actual Baud Rate:</w:t>
       </w:r>
     </w:p>
-    <w:p>
-      <w:pPr>
-        <w:spacing w:after="80"/>
-      </w:pPr>
-      <w:r>
-        <w:rPr>
-          <w:i/>
-          <w:color w:val="145AA0"/>
-          <w:sz w:val="21"/>
-        </w:rPr>
-      </w:r>
-      <w:r>
-        <w:rPr>
-          <w:color w:val="282C34"/>
-          <w:sz w:val="21"/>
-        </w:rPr>
-        <w:t>\text{Baud}_{actual} = \frac{16,000,000}{16 \times 8.6875} = 115,107.9\,\text{bps}</w:t>
-      </w:r>
-      <w:r>
-        <w:rPr>
-          <w:i/>
-          <w:color w:val="145AA0"/>
-          <w:sz w:val="21"/>
-        </w:rPr>
-      </w:r>
-    </w:p>
-    <w:p>
-      <w:pPr>
-        <w:spacing w:after="80"/>
-      </w:pPr>
-      <w:r>
-        <w:rPr>
-          <w:i/>
-          <w:color w:val="145AA0"/>
-          <w:sz w:val="21"/>
-        </w:rPr>
-      </w:r>
-      <w:r>
-        <w:rPr>
-          <w:color w:val="282C34"/>
-          <w:sz w:val="21"/>
-        </w:rPr>
-        <w:t>\text{Error} = \left( \frac{115107.9 - 115200}{115200} \right) \times 100\% = \mathbf{-0.08\%}</w:t>
-      </w:r>
-      <w:r>
-        <w:rPr>
-          <w:i/>
-          <w:color w:val="145AA0"/>
-          <w:sz w:val="21"/>
-        </w:rPr>
-      </w:r>
-    </w:p>
+    <w:tbl>
+      <w:tblPr>
+        <w:tblW w:type="auto" w:w="0"/>
+        <w:jc w:val="center"/>
+        <w:tblLook w:firstColumn="1" w:firstRow="1" w:lastColumn="0" w:lastRow="0" w:noHBand="0" w:noVBand="1" w:val="04A0"/>
+      </w:tblPr>
+      <w:tblGrid>
+        <w:gridCol w:w="9792"/>
+      </w:tblGrid>
+      <w:tr>
+        <w:tc>
+          <w:tcPr>
+            <w:tcW w:type="dxa" w:w="9792"/>
+            <w:shd w:fill="F5F6F8"/>
+            <w:tcMar>
+              <w:top w:w="80" w:type="dxa"/>
+              <w:bottom w:w="80" w:type="dxa"/>
+              <w:left w:w="140" w:type="dxa"/>
+              <w:right w:w="140" w:type="dxa"/>
+            </w:tcMar>
+            <w:tcBorders>
+              <w:left w:val="single" w:sz="18" w:space="0" w:color="CBD5E0"/>
+              <w:top w:val="none"/>
+              <w:right w:val="none"/>
+              <w:bottom w:val="none"/>
+            </w:tcBorders>
+          </w:tcPr>
+          <w:p>
+            <w:pPr>
+              <w:spacing w:line="240" w:lineRule="auto" w:after="0"/>
+            </w:pPr>
+            <w:r>
+              <w:rPr>
+                <w:rFonts w:ascii="Consolas" w:hAnsi="Consolas"/>
+                <w:color w:val="2D3748"/>
+                <w:sz w:val="18"/>
+              </w:rPr>
+              <w:t>Baud_actual = 16,000,000 / (16 * 8.6875) = 115,107.9 bps</w:t>
+            </w:r>
+          </w:p>
+        </w:tc>
+      </w:tr>
+    </w:tbl>
+    <w:p/>
+    <w:tbl>
+      <w:tblPr>
+        <w:tblW w:type="auto" w:w="0"/>
+        <w:jc w:val="center"/>
+        <w:tblLook w:firstColumn="1" w:firstRow="1" w:lastColumn="0" w:lastRow="0" w:noHBand="0" w:noVBand="1" w:val="04A0"/>
+      </w:tblPr>
+      <w:tblGrid>
+        <w:gridCol w:w="9792"/>
+      </w:tblGrid>
+      <w:tr>
+        <w:tc>
+          <w:tcPr>
+            <w:tcW w:type="dxa" w:w="9792"/>
+            <w:shd w:fill="F5F6F8"/>
+            <w:tcMar>
+              <w:top w:w="80" w:type="dxa"/>
+              <w:bottom w:w="80" w:type="dxa"/>
+              <w:left w:w="140" w:type="dxa"/>
+              <w:right w:w="140" w:type="dxa"/>
+            </w:tcMar>
+            <w:tcBorders>
+              <w:left w:val="single" w:sz="18" w:space="0" w:color="CBD5E0"/>
+              <w:top w:val="none"/>
+              <w:right w:val="none"/>
+              <w:bottom w:val="none"/>
+            </w:tcBorders>
+          </w:tcPr>
+          <w:p>
+            <w:pPr>
+              <w:spacing w:line="240" w:lineRule="auto" w:after="0"/>
+            </w:pPr>
+            <w:r>
+              <w:rPr>
+                <w:rFonts w:ascii="Consolas" w:hAnsi="Consolas"/>
+                <w:color w:val="2D3748"/>
+                <w:sz w:val="18"/>
+              </w:rPr>
+              <w:t>Error = ( (115107.9 - 115200) / 115200 ) * 100\% = -0.08\%</w:t>
+            </w:r>
+          </w:p>
+        </w:tc>
+      </w:tr>
+    </w:tbl>
+    <w:p/>
     <w:p>
       <w:pPr>
         <w:pStyle w:val="ListBullet"/>
@@ -3198,22 +2973,7 @@
           <w:color w:val="282C34"/>
           <w:sz w:val="21"/>
         </w:rPr>
-        <w:t>. Extremely stable (</w:t>
-      </w:r>
-      <w:r>
-        <w:rPr>
-          <w:i/>
-          <w:color w:val="145AA0"/>
-          <w:sz w:val="21"/>
-        </w:rPr>
-        <w:t>&lt; 0.1\%</w:t>
-      </w:r>
-      <w:r>
-        <w:rPr>
-          <w:color w:val="282C34"/>
-          <w:sz w:val="21"/>
-        </w:rPr>
-        <w:t xml:space="preserve"> error).</w:t>
+        <w:t>. Extremely stable (&lt; 0.1\% error).</w:t>
       </w:r>
     </w:p>
     <w:p>
@@ -3254,7 +3014,7 @@
           <w:color w:val="282C34"/>
           <w:sz w:val="21"/>
         </w:rPr>
-        <w:t>$11.0592\,\text{MHz}$</w:t>
+        <w:t>11.0592 MHz</w:t>
       </w:r>
       <w:r>
         <w:rPr>
@@ -3269,7 +3029,7 @@
           <w:color w:val="282C34"/>
           <w:sz w:val="21"/>
         </w:rPr>
-        <w:t>$18.432\,\text{MHz}$</w:t>
+        <w:t>18.432 MHz</w:t>
       </w:r>
       <w:r>
         <w:rPr>
@@ -3293,32 +3053,50 @@
         <w:t>Divisor for 115,200 baud on 11.0592 MHz:</w:t>
       </w:r>
     </w:p>
-    <w:p>
-      <w:pPr>
-        <w:spacing w:after="80"/>
-      </w:pPr>
-      <w:r>
-        <w:rPr>
-          <w:i/>
-          <w:color w:val="145AA0"/>
-          <w:sz w:val="21"/>
-        </w:rPr>
-      </w:r>
-      <w:r>
-        <w:rPr>
-          <w:color w:val="282C34"/>
-          <w:sz w:val="21"/>
-        </w:rPr>
-        <w:t>\text{Divisor} = \frac{11,059,200}{16 \times 115200} = \frac{11,059,200}{1,843,200} = \mathbf{6.0000}</w:t>
-      </w:r>
-      <w:r>
-        <w:rPr>
-          <w:i/>
-          <w:color w:val="145AA0"/>
-          <w:sz w:val="21"/>
-        </w:rPr>
-      </w:r>
-    </w:p>
+    <w:tbl>
+      <w:tblPr>
+        <w:tblW w:type="auto" w:w="0"/>
+        <w:jc w:val="center"/>
+        <w:tblLook w:firstColumn="1" w:firstRow="1" w:lastColumn="0" w:lastRow="0" w:noHBand="0" w:noVBand="1" w:val="04A0"/>
+      </w:tblPr>
+      <w:tblGrid>
+        <w:gridCol w:w="9792"/>
+      </w:tblGrid>
+      <w:tr>
+        <w:tc>
+          <w:tcPr>
+            <w:tcW w:type="dxa" w:w="9792"/>
+            <w:shd w:fill="F5F6F8"/>
+            <w:tcMar>
+              <w:top w:w="80" w:type="dxa"/>
+              <w:bottom w:w="80" w:type="dxa"/>
+              <w:left w:w="140" w:type="dxa"/>
+              <w:right w:w="140" w:type="dxa"/>
+            </w:tcMar>
+            <w:tcBorders>
+              <w:left w:val="single" w:sz="18" w:space="0" w:color="CBD5E0"/>
+              <w:top w:val="none"/>
+              <w:right w:val="none"/>
+              <w:bottom w:val="none"/>
+            </w:tcBorders>
+          </w:tcPr>
+          <w:p>
+            <w:pPr>
+              <w:spacing w:line="240" w:lineRule="auto" w:after="0"/>
+            </w:pPr>
+            <w:r>
+              <w:rPr>
+                <w:rFonts w:ascii="Consolas" w:hAnsi="Consolas"/>
+                <w:color w:val="2D3748"/>
+                <w:sz w:val="18"/>
+              </w:rPr>
+              <w:t>Divisor = 11,059,200 / (16 * 115200) = 11,059,200 / 1,843,200 = 6.0000</w:t>
+            </w:r>
+          </w:p>
+        </w:tc>
+      </w:tr>
+    </w:tbl>
+    <w:p/>
     <w:p>
       <w:pPr>
         <w:pStyle w:val="ListBullet"/>
@@ -3333,32 +3111,50 @@
         <w:t>Divisor for 9,600 baud:</w:t>
       </w:r>
     </w:p>
-    <w:p>
-      <w:pPr>
-        <w:spacing w:after="80"/>
-      </w:pPr>
-      <w:r>
-        <w:rPr>
-          <w:i/>
-          <w:color w:val="145AA0"/>
-          <w:sz w:val="21"/>
-        </w:rPr>
-      </w:r>
-      <w:r>
-        <w:rPr>
-          <w:color w:val="282C34"/>
-          <w:sz w:val="21"/>
-        </w:rPr>
-        <w:t>\text{Divisor} = \frac{11,059,200}{16 \times 9600} = \mathbf{72.0000}</w:t>
-      </w:r>
-      <w:r>
-        <w:rPr>
-          <w:i/>
-          <w:color w:val="145AA0"/>
-          <w:sz w:val="21"/>
-        </w:rPr>
-      </w:r>
-    </w:p>
+    <w:tbl>
+      <w:tblPr>
+        <w:tblW w:type="auto" w:w="0"/>
+        <w:jc w:val="center"/>
+        <w:tblLook w:firstColumn="1" w:firstRow="1" w:lastColumn="0" w:lastRow="0" w:noHBand="0" w:noVBand="1" w:val="04A0"/>
+      </w:tblPr>
+      <w:tblGrid>
+        <w:gridCol w:w="9792"/>
+      </w:tblGrid>
+      <w:tr>
+        <w:tc>
+          <w:tcPr>
+            <w:tcW w:type="dxa" w:w="9792"/>
+            <w:shd w:fill="F5F6F8"/>
+            <w:tcMar>
+              <w:top w:w="80" w:type="dxa"/>
+              <w:bottom w:w="80" w:type="dxa"/>
+              <w:left w:w="140" w:type="dxa"/>
+              <w:right w:w="140" w:type="dxa"/>
+            </w:tcMar>
+            <w:tcBorders>
+              <w:left w:val="single" w:sz="18" w:space="0" w:color="CBD5E0"/>
+              <w:top w:val="none"/>
+              <w:right w:val="none"/>
+              <w:bottom w:val="none"/>
+            </w:tcBorders>
+          </w:tcPr>
+          <w:p>
+            <w:pPr>
+              <w:spacing w:line="240" w:lineRule="auto" w:after="0"/>
+            </w:pPr>
+            <w:r>
+              <w:rPr>
+                <w:rFonts w:ascii="Consolas" w:hAnsi="Consolas"/>
+                <w:color w:val="2D3748"/>
+                <w:sz w:val="18"/>
+              </w:rPr>
+              <w:t>Divisor = 11,059,200 / (16 * 9600) = 72.0000</w:t>
+            </w:r>
+          </w:p>
+        </w:tc>
+      </w:tr>
+    </w:tbl>
+    <w:p/>
     <w:p>
       <w:pPr>
         <w:pStyle w:val="ListBullet"/>
@@ -3370,52 +3166,30 @@
           <w:color w:val="282C34"/>
           <w:sz w:val="21"/>
         </w:rPr>
-        <w:t xml:space="preserve">Because </w:t>
+        <w:t xml:space="preserve">Because 11.0592 MHz is an exact multiple of 115,200 </w:t>
       </w:r>
       <w:r>
         <w:rPr>
           <w:i/>
-          <w:color w:val="145AA0"/>
+          <w:color w:val="282C34"/>
           <w:sz w:val="21"/>
         </w:rPr>
-        <w:t>11.0592\,MHz</w:t>
+        <w:t xml:space="preserve"> 16, integer division produces </w:t>
+      </w:r>
+      <w:r>
+        <w:rPr>
+          <w:i/>
+          <w:color w:val="282C34"/>
+          <w:sz w:val="21"/>
+        </w:rPr>
+        <w:t>0.00\% baud rate error</w:t>
       </w:r>
       <w:r>
         <w:rPr>
           <w:color w:val="282C34"/>
           <w:sz w:val="21"/>
         </w:rPr>
-        <w:t xml:space="preserve"> is an exact multiple of </w:t>
-      </w:r>
-      <w:r>
-        <w:rPr>
-          <w:i/>
-          <w:color w:val="145AA0"/>
-          <w:sz w:val="21"/>
-        </w:rPr>
-        <w:t>115,200 × 16</w:t>
-      </w:r>
-      <w:r>
-        <w:rPr>
-          <w:color w:val="282C34"/>
-          <w:sz w:val="21"/>
-        </w:rPr>
-        <w:t xml:space="preserve">, integer division produces </w:t>
-      </w:r>
-      <w:r>
-        <w:rPr>
-          <w:b/>
-          <w:color w:val="282C34"/>
-          <w:sz w:val="21"/>
-        </w:rPr>
-        <w:t>$0.00\%$ baud rate error</w:t>
-      </w:r>
-      <w:r>
-        <w:rPr>
-          <w:color w:val="282C34"/>
-          <w:sz w:val="21"/>
-        </w:rPr>
-        <w:t>.</w:t>
+        <w:t>*.</w:t>
       </w:r>
     </w:p>
     <w:p>
@@ -3564,22 +3338,7 @@
           <w:color w:val="282C34"/>
           <w:sz w:val="21"/>
         </w:rPr>
-        <w:t xml:space="preserve"> (shortest HIGH or LOW pulse in the burst). In random data, this narrowest pulse corresponds to a single bit (</w:t>
-      </w:r>
-      <w:r>
-        <w:rPr>
-          <w:i/>
-          <w:color w:val="145AA0"/>
-          <w:sz w:val="21"/>
-        </w:rPr>
-        <w:t>1 × T_{bit</w:t>
-      </w:r>
-      <w:r>
-        <w:rPr>
-          <w:color w:val="282C34"/>
-          <w:sz w:val="21"/>
-        </w:rPr>
-        <w:t>).</w:t>
+        <w:t xml:space="preserve"> (shortest HIGH or LOW pulse in the burst). In random data, this narrowest pulse corresponds to a single bit (1 * T_bit).</w:t>
       </w:r>
     </w:p>
     <w:p>
@@ -3593,50 +3352,53 @@
           <w:color w:val="282C34"/>
           <w:sz w:val="21"/>
         </w:rPr>
-        <w:t>Measure its width (</w:t>
-      </w:r>
-      <w:r>
-        <w:rPr>
-          <w:i/>
-          <w:color w:val="145AA0"/>
-          <w:sz w:val="21"/>
-        </w:rPr>
-        <w:t>\Delta t</w:t>
-      </w:r>
-      <w:r>
-        <w:rPr>
-          <w:color w:val="282C34"/>
-          <w:sz w:val="21"/>
-        </w:rPr>
-        <w:t>) with scope cursors:</w:t>
+        <w:t>Measure its width (Δ t) with scope cursors:</w:t>
       </w:r>
     </w:p>
-    <w:p>
-      <w:pPr>
-        <w:spacing w:after="80"/>
-      </w:pPr>
-      <w:r>
-        <w:rPr>
-          <w:i/>
-          <w:color w:val="145AA0"/>
-          <w:sz w:val="21"/>
-        </w:rPr>
-      </w:r>
-      <w:r>
-        <w:rPr>
-          <w:color w:val="282C34"/>
-          <w:sz w:val="21"/>
-        </w:rPr>
-        <w:t>\text{Baud Rate} = \frac{1}{\Delta t}</w:t>
-      </w:r>
-      <w:r>
-        <w:rPr>
-          <w:i/>
-          <w:color w:val="145AA0"/>
-          <w:sz w:val="21"/>
-        </w:rPr>
-      </w:r>
-    </w:p>
+    <w:tbl>
+      <w:tblPr>
+        <w:tblW w:type="auto" w:w="0"/>
+        <w:jc w:val="center"/>
+        <w:tblLook w:firstColumn="1" w:firstRow="1" w:lastColumn="0" w:lastRow="0" w:noHBand="0" w:noVBand="1" w:val="04A0"/>
+      </w:tblPr>
+      <w:tblGrid>
+        <w:gridCol w:w="9792"/>
+      </w:tblGrid>
+      <w:tr>
+        <w:tc>
+          <w:tcPr>
+            <w:tcW w:type="dxa" w:w="9792"/>
+            <w:shd w:fill="F5F6F8"/>
+            <w:tcMar>
+              <w:top w:w="80" w:type="dxa"/>
+              <w:bottom w:w="80" w:type="dxa"/>
+              <w:left w:w="140" w:type="dxa"/>
+              <w:right w:w="140" w:type="dxa"/>
+            </w:tcMar>
+            <w:tcBorders>
+              <w:left w:val="single" w:sz="18" w:space="0" w:color="CBD5E0"/>
+              <w:top w:val="none"/>
+              <w:right w:val="none"/>
+              <w:bottom w:val="none"/>
+            </w:tcBorders>
+          </w:tcPr>
+          <w:p>
+            <w:pPr>
+              <w:spacing w:line="240" w:lineRule="auto" w:after="0"/>
+            </w:pPr>
+            <w:r>
+              <w:rPr>
+                <w:rFonts w:ascii="Consolas" w:hAnsi="Consolas"/>
+                <w:color w:val="2D3748"/>
+                <w:sz w:val="18"/>
+              </w:rPr>
+              <w:t>Baud Rate = 1 / (Δ t)</w:t>
+            </w:r>
+          </w:p>
+        </w:tc>
+      </w:tr>
+    </w:tbl>
+    <w:p/>
     <w:p>
       <w:pPr>
         <w:spacing w:before="160" w:after="80"/>
@@ -3691,24 +3453,7 @@
                 <w:color w:val="FFFFFF"/>
                 <w:sz w:val="19"/>
               </w:rPr>
-              <w:t>Measured Pulse Width (</w:t>
-            </w:r>
-            <w:r>
-              <w:rPr>
-                <w:b/>
-                <w:i/>
-                <w:color w:val="145AA0"/>
-                <w:sz w:val="19"/>
-              </w:rPr>
-              <w:t>\Delta t</w:t>
-            </w:r>
-            <w:r>
-              <w:rPr>
-                <w:b/>
-                <w:color w:val="FFFFFF"/>
-                <w:sz w:val="19"/>
-              </w:rPr>
-              <w:t>)</w:t>
+              <w:t>Measured Pulse Width (Δ t)</w:t>
             </w:r>
           </w:p>
         </w:tc>
@@ -3757,11 +3502,10 @@
             </w:pPr>
             <w:r>
               <w:rPr>
-                <w:i/>
-                <w:color w:val="145AA0"/>
+                <w:color w:val="282C34"/>
                 <w:sz w:val="18"/>
               </w:rPr>
-              <w:t>\approx 104\,µs</w:t>
+              <w:t>≈ 104 µs</w:t>
             </w:r>
           </w:p>
         </w:tc>
@@ -3817,11 +3561,10 @@
             </w:pPr>
             <w:r>
               <w:rPr>
-                <w:i/>
-                <w:color w:val="145AA0"/>
+                <w:color w:val="282C34"/>
                 <w:sz w:val="18"/>
               </w:rPr>
-              <w:t>\approx 52.1\,µs</w:t>
+              <w:t>≈ 52.1 µs</w:t>
             </w:r>
           </w:p>
         </w:tc>
@@ -3877,11 +3620,10 @@
             </w:pPr>
             <w:r>
               <w:rPr>
-                <w:i/>
-                <w:color w:val="145AA0"/>
+                <w:color w:val="282C34"/>
                 <w:sz w:val="18"/>
               </w:rPr>
-              <w:t>\approx 26.0\,µs</w:t>
+              <w:t>≈ 26.0 µs</w:t>
             </w:r>
           </w:p>
         </w:tc>
@@ -3937,11 +3679,10 @@
             </w:pPr>
             <w:r>
               <w:rPr>
-                <w:i/>
-                <w:color w:val="145AA0"/>
+                <w:color w:val="282C34"/>
                 <w:sz w:val="18"/>
               </w:rPr>
-              <w:t>\approx 17.4\,µs</w:t>
+              <w:t>≈ 17.4 µs</w:t>
             </w:r>
           </w:p>
         </w:tc>
@@ -3997,11 +3738,10 @@
             </w:pPr>
             <w:r>
               <w:rPr>
-                <w:i/>
-                <w:color w:val="145AA0"/>
+                <w:color w:val="282C34"/>
                 <w:sz w:val="18"/>
               </w:rPr>
-              <w:t>\approx 8.68\,µs</w:t>
+              <w:t>≈ 8.68 µs</w:t>
             </w:r>
           </w:p>
         </w:tc>
@@ -4057,11 +3797,10 @@
             </w:pPr>
             <w:r>
               <w:rPr>
-                <w:i/>
-                <w:color w:val="145AA0"/>
+                <w:color w:val="282C34"/>
                 <w:sz w:val="18"/>
               </w:rPr>
-              <w:t>\approx 1.08\,µs</w:t>
+              <w:t>≈ 1.08 µs</w:t>
             </w:r>
           </w:p>
         </w:tc>
@@ -4117,11 +3856,10 @@
             </w:pPr>
             <w:r>
               <w:rPr>
-                <w:i/>
-                <w:color w:val="145AA0"/>
+                <w:color w:val="282C34"/>
                 <w:sz w:val="18"/>
               </w:rPr>
-              <w:t>\approx 0.67\,µs</w:t>
+              <w:t>≈ 0.67 µs</w:t>
             </w:r>
           </w:p>
         </w:tc>
